--- a/labs/lab02.docx
+++ b/labs/lab02.docx
@@ -1,6 +1,6 @@
 
 <file path=word/document.xml><?xml version="1.0" encoding="utf-8"?>
-<w:document xmlns:wpc="http://schemas.microsoft.com/office/word/2010/wordprocessingCanvas" xmlns:cx="http://schemas.microsoft.com/office/drawing/2014/chartex" xmlns:cx1="http://schemas.microsoft.com/office/drawing/2015/9/8/chartex" xmlns:cx2="http://schemas.microsoft.com/office/drawing/2015/10/21/chartex" xmlns:cx3="http://schemas.microsoft.com/office/drawing/2016/5/9/chartex" xmlns:cx4="http://schemas.microsoft.com/office/drawing/2016/5/10/chartex" xmlns:cx5="http://schemas.microsoft.com/office/drawing/2016/5/11/chartex" xmlns:cx6="http://schemas.microsoft.com/office/drawing/2016/5/12/chartex" xmlns:cx7="http://schemas.microsoft.com/office/drawing/2016/5/13/chartex" xmlns:cx8="http://schemas.microsoft.com/office/drawing/2016/5/14/chartex" xmlns:mc="http://schemas.openxmlformats.org/markup-compatibility/2006" xmlns:aink="http://schemas.microsoft.com/office/drawing/2016/ink" xmlns:am3d="http://schemas.microsoft.com/office/drawing/2017/model3d" xmlns:o="urn:schemas-microsoft-com:office:office" xmlns:oel="http://schemas.microsoft.com/office/2019/extlst" xmlns:r="http://schemas.openxmlformats.org/officeDocument/2006/relationships" xmlns:m="http://schemas.openxmlformats.org/officeDocument/2006/math" xmlns:v="urn:schemas-microsoft-com:vml" xmlns:wp14="http://schemas.microsoft.com/office/word/2010/wordprocessingDrawing" xmlns:wp="http://schemas.openxmlformats.org/drawingml/2006/wordprocessingDrawing" xmlns:w10="urn:schemas-microsoft-com:office:word" xmlns:w="http://schemas.openxmlformats.org/wordprocessingml/2006/main" xmlns:w14="http://schemas.microsoft.com/office/word/2010/wordml" xmlns:w15="http://schemas.microsoft.com/office/word/2012/wordml" xmlns:w16cex="http://schemas.microsoft.com/office/word/2018/wordml/cex" xmlns:w16cid="http://schemas.microsoft.com/office/word/2016/wordml/cid" xmlns:w16="http://schemas.microsoft.com/office/word/2018/wordml" xmlns:w16sdtdh="http://schemas.microsoft.com/office/word/2020/wordml/sdtdatahash" xmlns:w16se="http://schemas.microsoft.com/office/word/2015/wordml/symex" xmlns:wpg="http://schemas.microsoft.com/office/word/2010/wordprocessingGroup" xmlns:wpi="http://schemas.microsoft.com/office/word/2010/wordprocessingInk" xmlns:wne="http://schemas.microsoft.com/office/word/2006/wordml" xmlns:wps="http://schemas.microsoft.com/office/word/2010/wordprocessingShape" mc:Ignorable="w14 w15 w16se w16cid w16 w16cex w16sdtdh wp14">
+<w:document xmlns:wpc="http://schemas.microsoft.com/office/word/2010/wordprocessingCanvas" xmlns:cx="http://schemas.microsoft.com/office/drawing/2014/chartex" xmlns:cx1="http://schemas.microsoft.com/office/drawing/2015/9/8/chartex" xmlns:cx2="http://schemas.microsoft.com/office/drawing/2015/10/21/chartex" xmlns:cx3="http://schemas.microsoft.com/office/drawing/2016/5/9/chartex" xmlns:cx4="http://schemas.microsoft.com/office/drawing/2016/5/10/chartex" xmlns:cx5="http://schemas.microsoft.com/office/drawing/2016/5/11/chartex" xmlns:cx6="http://schemas.microsoft.com/office/drawing/2016/5/12/chartex" xmlns:cx7="http://schemas.microsoft.com/office/drawing/2016/5/13/chartex" xmlns:cx8="http://schemas.microsoft.com/office/drawing/2016/5/14/chartex" xmlns:mc="http://schemas.openxmlformats.org/markup-compatibility/2006" xmlns:aink="http://schemas.microsoft.com/office/drawing/2016/ink" xmlns:am3d="http://schemas.microsoft.com/office/drawing/2017/model3d" xmlns:o="urn:schemas-microsoft-com:office:office" xmlns:oel="http://schemas.microsoft.com/office/2019/extlst" xmlns:r="http://schemas.openxmlformats.org/officeDocument/2006/relationships" xmlns:m="http://schemas.openxmlformats.org/officeDocument/2006/math" xmlns:v="urn:schemas-microsoft-com:vml" xmlns:wp14="http://schemas.microsoft.com/office/word/2010/wordprocessingDrawing" xmlns:wp="http://schemas.openxmlformats.org/drawingml/2006/wordprocessingDrawing" xmlns:w10="urn:schemas-microsoft-com:office:word" xmlns:w="http://schemas.openxmlformats.org/wordprocessingml/2006/main" xmlns:w14="http://schemas.microsoft.com/office/word/2010/wordml" xmlns:w15="http://schemas.microsoft.com/office/word/2012/wordml" xmlns:w16cex="http://schemas.microsoft.com/office/word/2018/wordml/cex" xmlns:w16cid="http://schemas.microsoft.com/office/word/2016/wordml/cid" xmlns:w16="http://schemas.microsoft.com/office/word/2018/wordml" xmlns:w16du="http://schemas.microsoft.com/office/word/2023/wordml/word16du" xmlns:w16sdtdh="http://schemas.microsoft.com/office/word/2020/wordml/sdtdatahash" xmlns:w16sdtfl="http://schemas.microsoft.com/office/word/2024/wordml/sdtformatlock" xmlns:w16se="http://schemas.microsoft.com/office/word/2015/wordml/symex" xmlns:wpg="http://schemas.microsoft.com/office/word/2010/wordprocessingGroup" xmlns:wpi="http://schemas.microsoft.com/office/word/2010/wordprocessingInk" xmlns:wne="http://schemas.microsoft.com/office/word/2006/wordml" xmlns:wps="http://schemas.microsoft.com/office/word/2010/wordprocessingShape" mc:Ignorable="w14 w15 w16se w16cid w16 w16cex w16sdtdh w16sdtfl w16du wp14">
   <w:body>
     <w:p>
       <w:pPr>
@@ -191,19 +191,532 @@
         <w:rPr>
           <w:b/>
         </w:rPr>
-        <w:t>Section 0</w:t>
-      </w:r>
-      <w:r>
-        <w:rPr>
-          <w:b/>
+        <w:t>Instructor: John MacCormick</w:t>
+      </w:r>
+    </w:p>
+    <w:p>
+      <w:pPr>
+        <w:spacing w:after="3"/>
+        <w:ind w:left="0" w:right="4" w:firstLine="0"/>
+      </w:pPr>
+      <w:r>
+        <w:t>Recall that m</w:t>
+      </w:r>
+      <w:r>
+        <w:t xml:space="preserve">ost labs require you to submit </w:t>
+      </w:r>
+      <w:r>
+        <w:t xml:space="preserve">a </w:t>
+      </w:r>
+      <w:r>
+        <w:t xml:space="preserve">responses document in PDF and at least one Python script. </w:t>
+      </w:r>
+      <w:r>
+        <w:t xml:space="preserve">The responses document for this lab will be very short, as only one </w:t>
+      </w:r>
+      <w:r>
+        <w:t xml:space="preserve">or two </w:t>
+      </w:r>
+      <w:r>
+        <w:t>short response</w:t>
+      </w:r>
+      <w:r>
+        <w:t>s</w:t>
+      </w:r>
+      <w:r>
+        <w:t xml:space="preserve"> is required. This lab does require you to submit </w:t>
+      </w:r>
+      <w:r>
+        <w:t xml:space="preserve">one or </w:t>
+      </w:r>
+      <w:r>
+        <w:t xml:space="preserve">two Python scripts: </w:t>
+      </w:r>
+      <w:r>
+        <w:rPr>
+          <w:rStyle w:val="code"/>
+        </w:rPr>
+        <w:t>lab02.py</w:t>
+      </w:r>
+      <w:r>
+        <w:t xml:space="preserve"> and</w:t>
+      </w:r>
+      <w:r>
+        <w:t xml:space="preserve"> (optionally)</w:t>
+      </w:r>
+      <w:r>
+        <w:t xml:space="preserve"> </w:t>
+      </w:r>
+      <w:r>
+        <w:rPr>
+          <w:rStyle w:val="code"/>
+        </w:rPr>
+        <w:t>turtleCircles.py</w:t>
+      </w:r>
+      <w:r>
+        <w:t>.</w:t>
+      </w:r>
+      <w:r>
+        <w:t xml:space="preserve"> Therefore, you will submit a total of </w:t>
+      </w:r>
+      <w:r>
+        <w:t xml:space="preserve">two or </w:t>
+      </w:r>
+      <w:r>
+        <w:t>three files to Moodle.</w:t>
+      </w:r>
+    </w:p>
+    <w:p>
+      <w:pPr>
+        <w:spacing w:after="3"/>
+        <w:ind w:left="0" w:right="4" w:firstLine="0"/>
+      </w:pPr>
+      <w:r>
+        <w:t>Before beginning,</w:t>
+      </w:r>
+      <w:r>
+        <w:t xml:space="preserve"> </w:t>
+      </w:r>
+      <w:r>
+        <w:t>the driver</w:t>
+      </w:r>
+      <w:r>
+        <w:t xml:space="preserve"> partner should create a lab02 folder in OneDrive and share it with the</w:t>
+      </w:r>
+      <w:r>
+        <w:t xml:space="preserve"> navigator </w:t>
+      </w:r>
+      <w:r>
+        <w:t>partner.</w:t>
+      </w:r>
+      <w:r>
+        <w:t xml:space="preserve"> See the previous lab for detailed instructions.</w:t>
+      </w:r>
+    </w:p>
+    <w:p>
+      <w:pPr>
+        <w:spacing w:after="3"/>
+        <w:ind w:left="-5" w:right="4"/>
+      </w:pPr>
+    </w:p>
+    <w:p>
+      <w:pPr>
+        <w:ind w:left="0" w:firstLine="0"/>
+      </w:pPr>
+      <w:r>
+        <w:rPr>
+          <w:b/>
+          <w:bCs/>
+        </w:rPr>
+        <w:t>Qu 1.</w:t>
+      </w:r>
+      <w:r>
+        <w:t xml:space="preserve"> Create your</w:t>
+      </w:r>
+      <w:r>
+        <w:t xml:space="preserve"> lab02.py file</w:t>
+      </w:r>
+      <w:r>
+        <w:t xml:space="preserve"> and save in OneDrive</w:t>
+      </w:r>
+      <w:r>
+        <w:t xml:space="preserve">. Write some code that uses a </w:t>
+      </w:r>
+      <w:r>
+        <w:rPr>
+          <w:rStyle w:val="code"/>
+        </w:rPr>
+        <w:t>for</w:t>
+      </w:r>
+      <w:r>
+        <w:t xml:space="preserve"> loop to print out one of your favorite song lyrics 50 times. Note: don’t forget to put a title, both partners’ names, and a date at the top of the file in Python comments. Remember to delineate each question with a line of </w:t>
+      </w:r>
+      <w:r>
+        <w:rPr>
+          <w:rStyle w:val="code"/>
+        </w:rPr>
+        <w:t>#</w:t>
+      </w:r>
+      <w:r>
+        <w:t xml:space="preserve"> characters. Finally, after you’ve tested that your code is working correctly, comment it out before moving on</w:t>
+      </w:r>
+      <w:r>
+        <w:t xml:space="preserve"> </w:t>
+      </w:r>
+      <w:r>
+        <w:t>to the next question. Go back to lab 1 for an example of what your file should look like at this point.</w:t>
+      </w:r>
+    </w:p>
+    <w:p>
+      <w:r>
+        <w:rPr>
+          <w:b/>
+          <w:bCs/>
+        </w:rPr>
+        <w:t>Qu 2.</w:t>
+      </w:r>
+      <w:r>
+        <w:t xml:space="preserve"> </w:t>
+      </w:r>
+      <w:r>
+        <w:t xml:space="preserve">Write a short program that asks the user to input a positive integer. The program then prints out the numbers from 1 up to the input number, inclusive. Example: </w:t>
+      </w:r>
+      <w:r>
+        <w:t>I</w:t>
+      </w:r>
+      <w:r>
+        <w:t xml:space="preserve">f the user inputs </w:t>
+      </w:r>
+      <w:r>
+        <w:rPr>
+          <w:rStyle w:val="code"/>
+        </w:rPr>
+        <w:t>5</w:t>
+      </w:r>
+      <w:r>
+        <w:t>, then the output is</w:t>
+      </w:r>
+    </w:p>
+    <w:p>
+      <w:pPr>
+        <w:spacing w:after="0"/>
+        <w:rPr>
+          <w:rStyle w:val="code"/>
+        </w:rPr>
+      </w:pPr>
+      <w:r>
+        <w:rPr>
+          <w:rStyle w:val="code"/>
         </w:rPr>
         <w:t>1</w:t>
       </w:r>
-      <w:r>
-        <w:rPr>
-          <w:b/>
-        </w:rPr>
-        <w:t xml:space="preserve"> – Instructor: John MacCormick. Spring 2023</w:t>
+    </w:p>
+    <w:p>
+      <w:pPr>
+        <w:spacing w:after="0"/>
+        <w:rPr>
+          <w:rStyle w:val="code"/>
+        </w:rPr>
+      </w:pPr>
+      <w:r>
+        <w:rPr>
+          <w:rStyle w:val="code"/>
+        </w:rPr>
+        <w:t>2</w:t>
+      </w:r>
+    </w:p>
+    <w:p>
+      <w:pPr>
+        <w:spacing w:after="0"/>
+        <w:rPr>
+          <w:rStyle w:val="code"/>
+        </w:rPr>
+      </w:pPr>
+      <w:r>
+        <w:rPr>
+          <w:rStyle w:val="code"/>
+        </w:rPr>
+        <w:t>3</w:t>
+      </w:r>
+    </w:p>
+    <w:p>
+      <w:pPr>
+        <w:spacing w:after="0"/>
+        <w:rPr>
+          <w:rStyle w:val="code"/>
+        </w:rPr>
+      </w:pPr>
+      <w:r>
+        <w:rPr>
+          <w:rStyle w:val="code"/>
+        </w:rPr>
+        <w:t>4</w:t>
+      </w:r>
+    </w:p>
+    <w:p>
+      <w:pPr>
+        <w:spacing w:after="0"/>
+        <w:rPr>
+          <w:rStyle w:val="code"/>
+        </w:rPr>
+      </w:pPr>
+      <w:r>
+        <w:rPr>
+          <w:rStyle w:val="code"/>
+        </w:rPr>
+        <w:t>5</w:t>
+      </w:r>
+    </w:p>
+    <w:p>
+      <w:pPr>
+        <w:ind w:left="0" w:firstLine="0"/>
+      </w:pPr>
+    </w:p>
+    <w:p>
+      <w:pPr>
+        <w:pBdr>
+          <w:top w:val="single" w:sz="4" w:space="1" w:color="auto"/>
+          <w:left w:val="single" w:sz="4" w:space="4" w:color="auto"/>
+          <w:bottom w:val="single" w:sz="4" w:space="1" w:color="auto"/>
+          <w:right w:val="single" w:sz="4" w:space="4" w:color="auto"/>
+        </w:pBdr>
+      </w:pPr>
+      <w:r>
+        <w:t xml:space="preserve">If you haven’t switched roles already, </w:t>
+      </w:r>
+      <w:r>
+        <w:rPr>
+          <w:b/>
+          <w:bCs/>
+        </w:rPr>
+        <w:t>switch roles now</w:t>
+      </w:r>
+      <w:r>
+        <w:t>. The new driver continues to edit the same files by using their own computer, accessing the shared folder on OneDrive.</w:t>
+      </w:r>
+      <w:r>
+        <w:t xml:space="preserve"> Continue switching every 20-30 minute</w:t>
+      </w:r>
+      <w:r>
+        <w:t>s</w:t>
+      </w:r>
+      <w:r>
+        <w:t xml:space="preserve"> </w:t>
+      </w:r>
+      <w:r>
+        <w:t>for the remainder of the lab.</w:t>
+      </w:r>
+    </w:p>
+    <w:p>
+      <w:pPr>
+        <w:spacing w:after="0"/>
+        <w:rPr>
+          <w:b/>
+          <w:bCs/>
+        </w:rPr>
+      </w:pPr>
+    </w:p>
+    <w:p>
+      <w:pPr>
+        <w:spacing w:after="0"/>
+      </w:pPr>
+      <w:r>
+        <w:rPr>
+          <w:b/>
+          <w:bCs/>
+        </w:rPr>
+        <w:t xml:space="preserve">Qu </w:t>
+      </w:r>
+      <w:r>
+        <w:rPr>
+          <w:b/>
+          <w:bCs/>
+        </w:rPr>
+        <w:t>3</w:t>
+      </w:r>
+      <w:r>
+        <w:rPr>
+          <w:b/>
+          <w:bCs/>
+        </w:rPr>
+        <w:t>a</w:t>
+      </w:r>
+      <w:r>
+        <w:rPr>
+          <w:b/>
+          <w:bCs/>
+        </w:rPr>
+        <w:t>.</w:t>
+      </w:r>
+      <w:r>
+        <w:t xml:space="preserve"> Write a short program that asks the user to input a string. The program then prints out the numbers from 1 up to the length of the string, inclusive. Example: if the user inputs </w:t>
+      </w:r>
+      <w:proofErr w:type="spellStart"/>
+      <w:r>
+        <w:rPr>
+          <w:rStyle w:val="code"/>
+        </w:rPr>
+        <w:t>abcd</w:t>
+      </w:r>
+      <w:proofErr w:type="spellEnd"/>
+      <w:r>
+        <w:t>, then the output is</w:t>
+      </w:r>
+    </w:p>
+    <w:p>
+      <w:pPr>
+        <w:spacing w:after="0"/>
+      </w:pPr>
+    </w:p>
+    <w:p>
+      <w:pPr>
+        <w:spacing w:after="0"/>
+        <w:rPr>
+          <w:rStyle w:val="code"/>
+        </w:rPr>
+      </w:pPr>
+      <w:r>
+        <w:rPr>
+          <w:rStyle w:val="code"/>
+        </w:rPr>
+        <w:t>1</w:t>
+      </w:r>
+    </w:p>
+    <w:p>
+      <w:pPr>
+        <w:spacing w:after="0"/>
+        <w:rPr>
+          <w:rStyle w:val="code"/>
+        </w:rPr>
+      </w:pPr>
+      <w:r>
+        <w:rPr>
+          <w:rStyle w:val="code"/>
+        </w:rPr>
+        <w:t>2</w:t>
+      </w:r>
+    </w:p>
+    <w:p>
+      <w:pPr>
+        <w:spacing w:after="0"/>
+        <w:rPr>
+          <w:rStyle w:val="code"/>
+        </w:rPr>
+      </w:pPr>
+      <w:r>
+        <w:rPr>
+          <w:rStyle w:val="code"/>
+        </w:rPr>
+        <w:t>3</w:t>
+      </w:r>
+    </w:p>
+    <w:p>
+      <w:pPr>
+        <w:spacing w:after="0"/>
+        <w:rPr>
+          <w:rStyle w:val="code"/>
+        </w:rPr>
+      </w:pPr>
+      <w:r>
+        <w:rPr>
+          <w:rStyle w:val="code"/>
+        </w:rPr>
+        <w:t>4</w:t>
+      </w:r>
+    </w:p>
+    <w:p>
+      <w:pPr>
+        <w:spacing w:after="0"/>
+        <w:rPr>
+          <w:rStyle w:val="code"/>
+        </w:rPr>
+      </w:pPr>
+    </w:p>
+    <w:p>
+      <w:r>
+        <w:t xml:space="preserve">Hint: You will need the built-in </w:t>
+      </w:r>
+      <w:proofErr w:type="spellStart"/>
+      <w:r>
+        <w:rPr>
+          <w:rStyle w:val="code"/>
+        </w:rPr>
+        <w:t>len</w:t>
+      </w:r>
+      <w:proofErr w:type="spellEnd"/>
+      <w:r>
+        <w:t xml:space="preserve"> function. For example, </w:t>
+      </w:r>
+      <w:proofErr w:type="spellStart"/>
+      <w:r>
+        <w:rPr>
+          <w:rStyle w:val="code"/>
+        </w:rPr>
+        <w:t>len</w:t>
+      </w:r>
+      <w:proofErr w:type="spellEnd"/>
+      <w:r>
+        <w:rPr>
+          <w:rStyle w:val="code"/>
+        </w:rPr>
+        <w:t>('</w:t>
+      </w:r>
+      <w:proofErr w:type="spellStart"/>
+      <w:r>
+        <w:rPr>
+          <w:rStyle w:val="code"/>
+        </w:rPr>
+        <w:t>abcd</w:t>
+      </w:r>
+      <w:proofErr w:type="spellEnd"/>
+      <w:r>
+        <w:rPr>
+          <w:rStyle w:val="code"/>
+        </w:rPr>
+        <w:t>')</w:t>
+      </w:r>
+      <w:r>
+        <w:t xml:space="preserve"> is 4.</w:t>
+      </w:r>
+    </w:p>
+    <w:p>
+      <w:r>
+        <w:rPr>
+          <w:b/>
+          <w:bCs/>
+        </w:rPr>
+        <w:t xml:space="preserve">Qu </w:t>
+      </w:r>
+      <w:r>
+        <w:rPr>
+          <w:b/>
+          <w:bCs/>
+        </w:rPr>
+        <w:t>3</w:t>
+      </w:r>
+      <w:r>
+        <w:rPr>
+          <w:b/>
+          <w:bCs/>
+        </w:rPr>
+        <w:t>b</w:t>
+      </w:r>
+      <w:r>
+        <w:rPr>
+          <w:b/>
+          <w:bCs/>
+        </w:rPr>
+        <w:t>.</w:t>
+      </w:r>
+      <w:r>
+        <w:t xml:space="preserve"> </w:t>
+      </w:r>
+      <w:r>
+        <w:t>In your reflections document, w</w:t>
+      </w:r>
+      <w:r>
+        <w:t>rite a</w:t>
+      </w:r>
+      <w:r>
+        <w:t xml:space="preserve"> brief description of any problems you encountered </w:t>
+      </w:r>
+      <w:r>
+        <w:t xml:space="preserve">or mistakes you made </w:t>
+      </w:r>
+      <w:r>
+        <w:t xml:space="preserve">while writing the program for question 3a. </w:t>
+      </w:r>
+      <w:r>
+        <w:t xml:space="preserve">If you did not encounter any problems, give a description of how you </w:t>
+      </w:r>
+      <w:r>
+        <w:t>we</w:t>
+      </w:r>
+      <w:r>
+        <w:t>re able to write the program with no mistakes</w:t>
+      </w:r>
+      <w:r>
+        <w:t>.</w:t>
       </w:r>
     </w:p>
     <w:p>
@@ -212,40 +725,29 @@
         <w:ind w:left="0" w:right="4" w:firstLine="0"/>
       </w:pPr>
       <w:r>
-        <w:t>Recall that m</w:t>
-      </w:r>
-      <w:r>
-        <w:t xml:space="preserve">ost labs require you to submit </w:t>
-      </w:r>
-      <w:r>
-        <w:t xml:space="preserve">a </w:t>
-      </w:r>
-      <w:r>
-        <w:t xml:space="preserve">responses document in PDF and at least one Python script. </w:t>
-      </w:r>
-      <w:r>
-        <w:t xml:space="preserve">The responses document for this lab will be very short, as only one short response is required. This lab does require you to submit two Python scripts: </w:t>
-      </w:r>
-      <w:r>
-        <w:rPr>
-          <w:rStyle w:val="code"/>
-        </w:rPr>
-        <w:t>lab02.py</w:t>
-      </w:r>
-      <w:r>
-        <w:t xml:space="preserve"> and </w:t>
-      </w:r>
-      <w:r>
-        <w:rPr>
-          <w:rStyle w:val="code"/>
-        </w:rPr>
-        <w:t>turtleCircles.py</w:t>
-      </w:r>
-      <w:r>
+        <w:rPr>
+          <w:b/>
+          <w:bCs/>
+        </w:rPr>
+        <w:lastRenderedPageBreak/>
+        <w:t xml:space="preserve">Qu </w:t>
+      </w:r>
+      <w:r>
+        <w:rPr>
+          <w:b/>
+          <w:bCs/>
+        </w:rPr>
+        <w:t>4</w:t>
+      </w:r>
+      <w:r>
+        <w:rPr>
+          <w:b/>
+          <w:bCs/>
+        </w:rPr>
         <w:t>.</w:t>
       </w:r>
       <w:r>
-        <w:t xml:space="preserve"> Therefore, you will submit a total of three files to Moodle.</w:t>
+        <w:t xml:space="preserve"> Consider the following Python statements:</w:t>
       </w:r>
     </w:p>
     <w:p>
@@ -256,276 +758,306 @@
     </w:p>
     <w:p>
       <w:pPr>
-        <w:ind w:left="0" w:firstLine="0"/>
-      </w:pPr>
-      <w:r>
-        <w:rPr>
-          <w:b/>
-          <w:bCs/>
-        </w:rPr>
-        <w:t>Qu 1.</w:t>
-      </w:r>
-      <w:r>
-        <w:t xml:space="preserve"> Create your</w:t>
-      </w:r>
-      <w:r>
-        <w:t xml:space="preserve"> lab02.py file. Write some code that uses a </w:t>
-      </w:r>
-      <w:r>
-        <w:rPr>
-          <w:rStyle w:val="code"/>
-        </w:rPr>
-        <w:t>for</w:t>
-      </w:r>
-      <w:r>
-        <w:t xml:space="preserve"> loop to print out one of your favorite song lyrics 50 times. Note: don’t forget to put a title, both partners’ names, and a date at the top of the file in Python comments. Remember to delineate each question with a line of </w:t>
-      </w:r>
-      <w:r>
-        <w:rPr>
-          <w:rStyle w:val="code"/>
-        </w:rPr>
-        <w:t>#</w:t>
-      </w:r>
-      <w:r>
-        <w:t xml:space="preserve"> characters. Finally, after you’ve tested that your code is working correctly, comment it out before moving on</w:t>
-      </w:r>
-      <w:r>
-        <w:t xml:space="preserve"> </w:t>
-      </w:r>
-      <w:r>
-        <w:t>to the next question. Go back to lab 1 for an example of what your file should look like at this point.</w:t>
-      </w:r>
-    </w:p>
-    <w:p>
-      <w:r>
-        <w:rPr>
-          <w:b/>
-          <w:bCs/>
-        </w:rPr>
-        <w:t>Qu 2.</w:t>
-      </w:r>
-      <w:r>
-        <w:t xml:space="preserve"> </w:t>
-      </w:r>
-      <w:r>
-        <w:t xml:space="preserve">Write a short program that asks the user to input a positive integer. The program then prints out the numbers from 1 up to the input number, inclusive. Example: </w:t>
-      </w:r>
-      <w:r>
-        <w:t>I</w:t>
-      </w:r>
-      <w:r>
-        <w:t xml:space="preserve">f the user inputs </w:t>
-      </w:r>
-      <w:r>
-        <w:rPr>
-          <w:rStyle w:val="code"/>
+        <w:spacing w:after="3"/>
+        <w:ind w:left="-5" w:right="4"/>
+        <w:rPr>
+          <w:rStyle w:val="code"/>
+        </w:rPr>
+      </w:pPr>
+      <w:proofErr w:type="spellStart"/>
+      <w:r>
+        <w:rPr>
+          <w:rStyle w:val="code"/>
+        </w:rPr>
+        <w:t>maxPrice</w:t>
+      </w:r>
+      <w:proofErr w:type="spellEnd"/>
+      <w:r>
+        <w:rPr>
+          <w:rStyle w:val="code"/>
+        </w:rPr>
+        <w:t xml:space="preserve"> = max(</w:t>
+      </w:r>
+      <w:proofErr w:type="spellStart"/>
+      <w:r>
+        <w:rPr>
+          <w:rStyle w:val="code"/>
+        </w:rPr>
+        <w:t>maxPrice</w:t>
+      </w:r>
+      <w:proofErr w:type="spellEnd"/>
+      <w:r>
+        <w:rPr>
+          <w:rStyle w:val="code"/>
+        </w:rPr>
+        <w:t>, price)</w:t>
+      </w:r>
+    </w:p>
+    <w:p>
+      <w:pPr>
+        <w:spacing w:after="3"/>
+        <w:ind w:left="-5" w:right="4"/>
+        <w:rPr>
+          <w:rStyle w:val="code"/>
+        </w:rPr>
+      </w:pPr>
+      <w:r>
+        <w:rPr>
+          <w:rStyle w:val="code"/>
+        </w:rPr>
+        <w:t>print("The highest price item costs " + str(</w:t>
+      </w:r>
+      <w:proofErr w:type="spellStart"/>
+      <w:r>
+        <w:rPr>
+          <w:rStyle w:val="code"/>
+        </w:rPr>
+        <w:t>maxPrice</w:t>
+      </w:r>
+      <w:proofErr w:type="spellEnd"/>
+      <w:r>
+        <w:rPr>
+          <w:rStyle w:val="code"/>
+        </w:rPr>
+        <w:t>))</w:t>
+      </w:r>
+    </w:p>
+    <w:p>
+      <w:pPr>
+        <w:spacing w:after="3"/>
+        <w:ind w:left="-5" w:right="4"/>
+        <w:rPr>
+          <w:rStyle w:val="code"/>
+        </w:rPr>
+      </w:pPr>
+      <w:r>
+        <w:rPr>
+          <w:rStyle w:val="code"/>
+        </w:rPr>
+        <w:t>price = float(input("Enter the price: "))</w:t>
+      </w:r>
+    </w:p>
+    <w:p>
+      <w:pPr>
+        <w:spacing w:after="3"/>
+        <w:ind w:left="-5" w:right="4"/>
+        <w:rPr>
+          <w:rStyle w:val="code"/>
+        </w:rPr>
+      </w:pPr>
+      <w:r>
+        <w:rPr>
+          <w:rStyle w:val="code"/>
+        </w:rPr>
+        <w:t>for item in range(items-1):</w:t>
+      </w:r>
+    </w:p>
+    <w:p>
+      <w:pPr>
+        <w:spacing w:after="3"/>
+        <w:ind w:left="-5" w:right="4"/>
+        <w:rPr>
+          <w:rStyle w:val="code"/>
+        </w:rPr>
+      </w:pPr>
+      <w:r>
+        <w:rPr>
+          <w:rStyle w:val="code"/>
+        </w:rPr>
+        <w:t>items = int(input("How many items?"))</w:t>
+      </w:r>
+    </w:p>
+    <w:p>
+      <w:pPr>
+        <w:spacing w:after="3"/>
+        <w:ind w:left="-5" w:right="4"/>
+        <w:rPr>
+          <w:rStyle w:val="code"/>
+        </w:rPr>
+      </w:pPr>
+      <w:proofErr w:type="spellStart"/>
+      <w:r>
+        <w:rPr>
+          <w:rStyle w:val="code"/>
+        </w:rPr>
+        <w:t>maxPrice</w:t>
+      </w:r>
+      <w:proofErr w:type="spellEnd"/>
+      <w:r>
+        <w:rPr>
+          <w:rStyle w:val="code"/>
+        </w:rPr>
+        <w:t xml:space="preserve"> = float(input("Enter the price: "))</w:t>
+      </w:r>
+    </w:p>
+    <w:p>
+      <w:pPr>
+        <w:spacing w:after="3"/>
+        <w:ind w:left="-5" w:right="4"/>
+      </w:pPr>
+    </w:p>
+    <w:p>
+      <w:pPr>
+        <w:spacing w:after="3"/>
+        <w:ind w:left="-5" w:right="4"/>
+      </w:pPr>
+      <w:r>
+        <w:t>Rearrange the above statements, adding indentation where necessary, into a program that prompts the user for a number of items, records the price of each item, then prints the most expensive price that was entered.</w:t>
+      </w:r>
+    </w:p>
+    <w:p>
+      <w:pPr>
+        <w:spacing w:after="3"/>
+        <w:ind w:left="0" w:right="4" w:firstLine="0"/>
+      </w:pPr>
+    </w:p>
+    <w:p>
+      <w:pPr>
+        <w:spacing w:after="3"/>
+        <w:ind w:left="0" w:right="4" w:firstLine="0"/>
+      </w:pPr>
+      <w:r>
+        <w:t xml:space="preserve">The remaining questions are optional. By completing them, you may receive a small amount of bonus credit in your grade for the lab. However, the main benefit of completing these questions is that you will improve </w:t>
+      </w:r>
+      <w:r>
+        <w:t>your ability on skills that are essential for this course.</w:t>
+      </w:r>
+    </w:p>
+    <w:p>
+      <w:pPr>
+        <w:spacing w:after="3"/>
+        <w:ind w:left="0" w:right="4" w:firstLine="0"/>
+      </w:pPr>
+    </w:p>
+    <w:p>
+      <w:pPr>
+        <w:spacing w:after="3"/>
+        <w:ind w:left="0" w:right="4" w:firstLine="0"/>
+      </w:pPr>
+      <w:r>
+        <w:rPr>
+          <w:b/>
+          <w:bCs/>
+        </w:rPr>
+        <w:t xml:space="preserve">[optional] </w:t>
+      </w:r>
+      <w:r>
+        <w:rPr>
+          <w:b/>
+          <w:bCs/>
+        </w:rPr>
+        <w:t xml:space="preserve">Qu </w:t>
+      </w:r>
+      <w:r>
+        <w:rPr>
+          <w:b/>
+          <w:bCs/>
         </w:rPr>
         <w:t>5</w:t>
       </w:r>
       <w:r>
-        <w:t>, then the output is</w:t>
-      </w:r>
-    </w:p>
-    <w:p>
-      <w:pPr>
-        <w:spacing w:after="0"/>
-        <w:rPr>
-          <w:rStyle w:val="code"/>
-        </w:rPr>
-      </w:pPr>
-      <w:r>
-        <w:rPr>
-          <w:rStyle w:val="code"/>
-        </w:rPr>
-        <w:t>1</w:t>
-      </w:r>
-    </w:p>
-    <w:p>
-      <w:pPr>
-        <w:spacing w:after="0"/>
-        <w:rPr>
-          <w:rStyle w:val="code"/>
-        </w:rPr>
-      </w:pPr>
-      <w:r>
-        <w:rPr>
-          <w:rStyle w:val="code"/>
-        </w:rPr>
-        <w:t>2</w:t>
-      </w:r>
-    </w:p>
-    <w:p>
-      <w:pPr>
-        <w:spacing w:after="0"/>
-        <w:rPr>
-          <w:rStyle w:val="code"/>
-        </w:rPr>
-      </w:pPr>
-      <w:r>
-        <w:rPr>
-          <w:rStyle w:val="code"/>
-        </w:rPr>
-        <w:t>3</w:t>
-      </w:r>
-    </w:p>
-    <w:p>
-      <w:pPr>
-        <w:spacing w:after="0"/>
-        <w:rPr>
-          <w:rStyle w:val="code"/>
-        </w:rPr>
-      </w:pPr>
-      <w:r>
-        <w:rPr>
-          <w:rStyle w:val="code"/>
-        </w:rPr>
-        <w:t>4</w:t>
-      </w:r>
-    </w:p>
-    <w:p>
-      <w:pPr>
-        <w:spacing w:after="0"/>
-        <w:rPr>
-          <w:rStyle w:val="code"/>
-        </w:rPr>
-      </w:pPr>
-      <w:r>
-        <w:rPr>
-          <w:rStyle w:val="code"/>
-        </w:rPr>
-        <w:t>5</w:t>
-      </w:r>
-    </w:p>
-    <w:p/>
-    <w:p>
-      <w:pPr>
-        <w:spacing w:after="0"/>
-      </w:pPr>
-      <w:r>
-        <w:rPr>
-          <w:b/>
-          <w:bCs/>
-        </w:rPr>
-        <w:t>Qu 2.</w:t>
-      </w:r>
-      <w:r>
-        <w:t xml:space="preserve"> Write a short program that asks the user to input a </w:t>
-      </w:r>
-      <w:r>
-        <w:t>string</w:t>
-      </w:r>
-      <w:r>
-        <w:t xml:space="preserve">. The program then prints out the numbers from 1 up to the </w:t>
-      </w:r>
-      <w:r>
-        <w:t>length of the string</w:t>
-      </w:r>
-      <w:r>
-        <w:t xml:space="preserve">, inclusive. Example: if the user inputs </w:t>
-      </w:r>
-      <w:r>
-        <w:rPr>
-          <w:rStyle w:val="code"/>
-        </w:rPr>
-        <w:t>abcd</w:t>
-      </w:r>
-      <w:r>
-        <w:t>, then the output is</w:t>
-      </w:r>
-    </w:p>
-    <w:p>
-      <w:pPr>
-        <w:spacing w:after="0"/>
-      </w:pPr>
-    </w:p>
-    <w:p>
-      <w:pPr>
-        <w:spacing w:after="0"/>
-        <w:rPr>
-          <w:rStyle w:val="code"/>
-        </w:rPr>
-      </w:pPr>
-      <w:r>
-        <w:rPr>
-          <w:rStyle w:val="code"/>
-        </w:rPr>
-        <w:t>1</w:t>
-      </w:r>
-    </w:p>
-    <w:p>
-      <w:pPr>
-        <w:spacing w:after="0"/>
-        <w:rPr>
-          <w:rStyle w:val="code"/>
-        </w:rPr>
-      </w:pPr>
-      <w:r>
-        <w:rPr>
-          <w:rStyle w:val="code"/>
-        </w:rPr>
-        <w:t>2</w:t>
-      </w:r>
-    </w:p>
-    <w:p>
-      <w:pPr>
-        <w:spacing w:after="0"/>
-        <w:rPr>
-          <w:rStyle w:val="code"/>
-        </w:rPr>
-      </w:pPr>
-      <w:r>
-        <w:rPr>
-          <w:rStyle w:val="code"/>
-        </w:rPr>
-        <w:t>3</w:t>
-      </w:r>
-    </w:p>
-    <w:p>
-      <w:pPr>
-        <w:spacing w:after="0"/>
-        <w:rPr>
-          <w:rStyle w:val="code"/>
-        </w:rPr>
-      </w:pPr>
-      <w:r>
-        <w:rPr>
-          <w:rStyle w:val="code"/>
-        </w:rPr>
-        <w:t>4</w:t>
-      </w:r>
-    </w:p>
-    <w:p>
-      <w:pPr>
-        <w:spacing w:after="0"/>
-        <w:rPr>
-          <w:rStyle w:val="code"/>
-        </w:rPr>
-      </w:pPr>
-    </w:p>
-    <w:p>
-      <w:r>
-        <w:t xml:space="preserve">Hint: You will need the built-in </w:t>
-      </w:r>
-      <w:r>
-        <w:rPr>
-          <w:rStyle w:val="code"/>
-        </w:rPr>
-        <w:t>len</w:t>
-      </w:r>
-      <w:r>
-        <w:t xml:space="preserve"> function. For example, </w:t>
-      </w:r>
-      <w:r>
-        <w:rPr>
-          <w:rStyle w:val="code"/>
-        </w:rPr>
-        <w:t>len('abcd')</w:t>
-      </w:r>
-      <w:r>
-        <w:t xml:space="preserve"> is 4.</w:t>
-      </w:r>
-    </w:p>
-    <w:p/>
+        <w:rPr>
+          <w:b/>
+          <w:bCs/>
+        </w:rPr>
+        <w:t>.</w:t>
+      </w:r>
+      <w:r>
+        <w:t xml:space="preserve"> Create a new program similar to the one from the previous question. This program must print both the most expensive and the least expensive price that was entered.</w:t>
+      </w:r>
+    </w:p>
+    <w:p>
+      <w:pPr>
+        <w:spacing w:after="3"/>
+        <w:ind w:left="0" w:right="4" w:firstLine="0"/>
+      </w:pPr>
+    </w:p>
+    <w:p>
+      <w:pPr>
+        <w:spacing w:after="3"/>
+        <w:ind w:left="0" w:right="4" w:firstLine="0"/>
+      </w:pPr>
+      <w:r>
+        <w:rPr>
+          <w:b/>
+          <w:bCs/>
+        </w:rPr>
+        <w:t xml:space="preserve">[optional] </w:t>
+      </w:r>
+      <w:r>
+        <w:rPr>
+          <w:b/>
+          <w:bCs/>
+        </w:rPr>
+        <w:t xml:space="preserve">Qu </w:t>
+      </w:r>
+      <w:r>
+        <w:rPr>
+          <w:b/>
+          <w:bCs/>
+        </w:rPr>
+        <w:t>6</w:t>
+      </w:r>
+      <w:r>
+        <w:rPr>
+          <w:b/>
+          <w:bCs/>
+        </w:rPr>
+        <w:t>.</w:t>
+      </w:r>
+      <w:r>
+        <w:t xml:space="preserve"> A magical treasure chest operates as follows. The chest contains gold coins and silver coins. Every day, the owner first removes one gold coin and two silver coins. Then, the chest magically creates some new gold coins equal to the current number of silver coins. Then, the chest magically doubles the number of silver coins. The process of magically creating the coins in this way occurs once every day, immediately after the owner has removed one gold and two silver coins. Write a program that prints out the number of coins in the chest at the start of the day, from days 1 to 10 inclusive. Assume there are five gold and five silver coins at the start of day 1.</w:t>
+      </w:r>
+    </w:p>
+    <w:p>
+      <w:pPr>
+        <w:spacing w:after="3"/>
+        <w:ind w:left="0" w:right="4" w:firstLine="0"/>
+      </w:pPr>
+    </w:p>
+    <w:p>
+      <w:pPr>
+        <w:spacing w:after="3"/>
+        <w:ind w:left="0" w:right="4" w:firstLine="0"/>
+      </w:pPr>
+      <w:r>
+        <w:rPr>
+          <w:b/>
+          <w:bCs/>
+        </w:rPr>
+        <w:t xml:space="preserve">[optional] </w:t>
+      </w:r>
+      <w:r>
+        <w:rPr>
+          <w:b/>
+          <w:bCs/>
+        </w:rPr>
+        <w:t xml:space="preserve">Qu </w:t>
+      </w:r>
+      <w:r>
+        <w:rPr>
+          <w:b/>
+          <w:bCs/>
+        </w:rPr>
+        <w:t>7</w:t>
+      </w:r>
+      <w:r>
+        <w:rPr>
+          <w:b/>
+          <w:bCs/>
+        </w:rPr>
+        <w:t>.</w:t>
+      </w:r>
+      <w:r>
+        <w:t xml:space="preserve"> By altering and experimenting with your program from the previous question, determine on which day the chest will contain more than 1 million gold coins at the start of the day. Give your answer in your reflections document, and explain in one or two sentences how you determined the answer.</w:t>
+      </w:r>
+    </w:p>
+    <w:p>
+      <w:pPr>
+        <w:spacing w:after="3"/>
+        <w:ind w:left="0" w:right="4" w:firstLine="0"/>
+      </w:pPr>
+    </w:p>
     <w:p>
       <w:pPr>
         <w:spacing w:after="3"/>
@@ -536,249 +1068,28 @@
           <w:b/>
           <w:bCs/>
         </w:rPr>
-        <w:t>Qu 3.</w:t>
-      </w:r>
-      <w:r>
-        <w:t xml:space="preserve"> </w:t>
-      </w:r>
-      <w:r>
-        <w:t>Consider the following Python statements:</w:t>
-      </w:r>
-    </w:p>
-    <w:p>
-      <w:pPr>
-        <w:spacing w:after="3"/>
-        <w:ind w:left="-5" w:right="4"/>
-      </w:pPr>
-    </w:p>
-    <w:p>
-      <w:pPr>
-        <w:spacing w:after="3"/>
-        <w:ind w:left="-5" w:right="4"/>
-        <w:rPr>
-          <w:rStyle w:val="code"/>
-        </w:rPr>
-      </w:pPr>
-      <w:r>
-        <w:rPr>
-          <w:rStyle w:val="code"/>
-        </w:rPr>
-        <w:t>maxPrice = max(maxPrice, price)</w:t>
-      </w:r>
-    </w:p>
-    <w:p>
-      <w:pPr>
-        <w:spacing w:after="3"/>
-        <w:ind w:left="-5" w:right="4"/>
-        <w:rPr>
-          <w:rStyle w:val="code"/>
-        </w:rPr>
-      </w:pPr>
-      <w:r>
-        <w:rPr>
-          <w:rStyle w:val="code"/>
-        </w:rPr>
-        <w:t>print("The highest price item costs " + str(maxPrice))</w:t>
-      </w:r>
-    </w:p>
-    <w:p>
-      <w:pPr>
-        <w:spacing w:after="3"/>
-        <w:ind w:left="-5" w:right="4"/>
-        <w:rPr>
-          <w:rStyle w:val="code"/>
-        </w:rPr>
-      </w:pPr>
-      <w:r>
-        <w:rPr>
-          <w:rStyle w:val="code"/>
-        </w:rPr>
-        <w:t>price = float(input("Enter the price: "))</w:t>
-      </w:r>
-    </w:p>
-    <w:p>
-      <w:pPr>
-        <w:spacing w:after="3"/>
-        <w:ind w:left="-5" w:right="4"/>
-        <w:rPr>
-          <w:rStyle w:val="code"/>
-        </w:rPr>
-      </w:pPr>
-      <w:r>
-        <w:rPr>
-          <w:rStyle w:val="code"/>
-        </w:rPr>
-        <w:t>for item in range(items-1):</w:t>
-      </w:r>
-    </w:p>
-    <w:p>
-      <w:pPr>
-        <w:spacing w:after="3"/>
-        <w:ind w:left="-5" w:right="4"/>
-        <w:rPr>
-          <w:rStyle w:val="code"/>
-        </w:rPr>
-      </w:pPr>
-      <w:r>
-        <w:rPr>
-          <w:rStyle w:val="code"/>
-        </w:rPr>
-        <w:t>items = int(input("How many items?"))</w:t>
-      </w:r>
-    </w:p>
-    <w:p>
-      <w:pPr>
-        <w:spacing w:after="3"/>
-        <w:ind w:left="-5" w:right="4"/>
-        <w:rPr>
-          <w:rStyle w:val="code"/>
-        </w:rPr>
-      </w:pPr>
-      <w:r>
-        <w:rPr>
-          <w:rStyle w:val="code"/>
-        </w:rPr>
-        <w:t>maxPrice = float(input("Enter the price: "))</w:t>
-      </w:r>
-    </w:p>
-    <w:p>
-      <w:pPr>
-        <w:spacing w:after="3"/>
-        <w:ind w:left="-5" w:right="4"/>
-      </w:pPr>
-    </w:p>
-    <w:p>
-      <w:pPr>
-        <w:spacing w:after="3"/>
-        <w:ind w:left="-5" w:right="4"/>
-      </w:pPr>
-      <w:r>
-        <w:lastRenderedPageBreak/>
-        <w:t>Rearrange the above statements</w:t>
-      </w:r>
-      <w:r>
-        <w:t>, adding indentation where necessary,</w:t>
-      </w:r>
-      <w:r>
-        <w:t xml:space="preserve"> into a program that</w:t>
-      </w:r>
-      <w:r>
-        <w:t xml:space="preserve"> </w:t>
-      </w:r>
-      <w:r>
-        <w:t>prompts the user for a number of items</w:t>
-      </w:r>
-      <w:r>
-        <w:t>,</w:t>
-      </w:r>
-      <w:r>
-        <w:t xml:space="preserve"> records the price of each item</w:t>
-      </w:r>
-      <w:r>
-        <w:t>, then</w:t>
-      </w:r>
-      <w:r>
-        <w:t xml:space="preserve"> prints the most expensive price that was entered</w:t>
-      </w:r>
-      <w:r>
+        <w:t xml:space="preserve">[optional] </w:t>
+      </w:r>
+      <w:r>
+        <w:rPr>
+          <w:b/>
+          <w:bCs/>
+        </w:rPr>
+        <w:t xml:space="preserve">Qu </w:t>
+      </w:r>
+      <w:r>
+        <w:rPr>
+          <w:b/>
+          <w:bCs/>
+        </w:rPr>
+        <w:t>8</w:t>
+      </w:r>
+      <w:r>
+        <w:rPr>
+          <w:b/>
+          <w:bCs/>
+        </w:rPr>
         <w:t>.</w:t>
-      </w:r>
-    </w:p>
-    <w:p>
-      <w:pPr>
-        <w:spacing w:after="3"/>
-        <w:ind w:left="0" w:right="4" w:firstLine="0"/>
-      </w:pPr>
-    </w:p>
-    <w:p>
-      <w:pPr>
-        <w:spacing w:after="3"/>
-        <w:ind w:left="0" w:right="4" w:firstLine="0"/>
-      </w:pPr>
-      <w:r>
-        <w:rPr>
-          <w:b/>
-          <w:bCs/>
-        </w:rPr>
-        <w:t>Qu 4.</w:t>
-      </w:r>
-      <w:r>
-        <w:t xml:space="preserve"> Create a new program similar to the one from the previous question. This program must print both the most expensive and the least expensive price that was entered.</w:t>
-      </w:r>
-    </w:p>
-    <w:p>
-      <w:pPr>
-        <w:spacing w:after="3"/>
-        <w:ind w:left="0" w:right="4" w:firstLine="0"/>
-      </w:pPr>
-    </w:p>
-    <w:p>
-      <w:pPr>
-        <w:spacing w:after="3"/>
-        <w:ind w:left="0" w:right="4" w:firstLine="0"/>
-      </w:pPr>
-      <w:r>
-        <w:rPr>
-          <w:b/>
-          <w:bCs/>
-        </w:rPr>
-        <w:t>Qu 5.</w:t>
-      </w:r>
-      <w:r>
-        <w:t xml:space="preserve"> A magical treasure chest operates as follows. The chest contains gold coins and silver coins. Every day, the owner first removes </w:t>
-      </w:r>
-      <w:r>
-        <w:t xml:space="preserve">one </w:t>
-      </w:r>
-      <w:r>
-        <w:t xml:space="preserve">gold coin and </w:t>
-      </w:r>
-      <w:r>
-        <w:t xml:space="preserve">two </w:t>
-      </w:r>
-      <w:r>
-        <w:t>silver coins. Then, the chest magically creates some new gold coins equal to the current number of silver coins. Then, the chest magically doubles the number of silver coins. The process of magically creating the coins in this way occurs once every day, immediately after the owner has removed one gold and two silver coins. Write a program that prints out the number of coins in the chest at the start of the day, from days 1 to 10 inclusive. Assume there are five gold and five silver coins at the start of day 1.</w:t>
-      </w:r>
-    </w:p>
-    <w:p>
-      <w:pPr>
-        <w:spacing w:after="3"/>
-        <w:ind w:left="0" w:right="4" w:firstLine="0"/>
-      </w:pPr>
-    </w:p>
-    <w:p>
-      <w:pPr>
-        <w:spacing w:after="3"/>
-        <w:ind w:left="0" w:right="4" w:firstLine="0"/>
-      </w:pPr>
-      <w:r>
-        <w:rPr>
-          <w:b/>
-          <w:bCs/>
-        </w:rPr>
-        <w:t>Qu 6.</w:t>
-      </w:r>
-      <w:r>
-        <w:t xml:space="preserve"> By altering and experimenting with your program from the previous question, determine on which day the chest will contain more than 1 million gold coins at the start of the day. Give your answer in your reflections document, and explain in one or two sentences how you determined the answer.</w:t>
-      </w:r>
-    </w:p>
-    <w:p>
-      <w:pPr>
-        <w:spacing w:after="3"/>
-        <w:ind w:left="0" w:right="4" w:firstLine="0"/>
-      </w:pPr>
-    </w:p>
-    <w:p>
-      <w:pPr>
-        <w:spacing w:after="3"/>
-        <w:ind w:left="-5" w:right="4"/>
-      </w:pPr>
-      <w:r>
-        <w:rPr>
-          <w:b/>
-          <w:bCs/>
-        </w:rPr>
-        <w:t>Qu 7.</w:t>
       </w:r>
       <w:r>
         <w:t xml:space="preserve"> Create a new script called </w:t>
@@ -882,7 +1193,7 @@
           <w:b/>
           <w:bCs/>
         </w:rPr>
-        <w:t>8</w:t>
+        <w:t>9</w:t>
       </w:r>
       <w:r>
         <w:rPr>
@@ -894,6 +1205,18 @@
       <w:r>
         <w:t xml:space="preserve"> Add code to your script from the previous question, so that the total area of all circles drawn is printed out. The result should be rounded to two decimal places.</w:t>
       </w:r>
+    </w:p>
+    <w:p>
+      <w:pPr>
+        <w:spacing w:after="3"/>
+        <w:ind w:left="-5" w:right="4"/>
+      </w:pPr>
+    </w:p>
+    <w:p>
+      <w:pPr>
+        <w:spacing w:after="3"/>
+        <w:ind w:left="-5" w:right="4"/>
+      </w:pPr>
     </w:p>
     <w:p>
       <w:pPr>
@@ -911,7 +1234,7 @@
 </file>
 
 <file path=word/styles.xml><?xml version="1.0" encoding="utf-8"?>
-<w:styles xmlns:mc="http://schemas.openxmlformats.org/markup-compatibility/2006" xmlns:r="http://schemas.openxmlformats.org/officeDocument/2006/relationships" xmlns:w="http://schemas.openxmlformats.org/wordprocessingml/2006/main" xmlns:w14="http://schemas.microsoft.com/office/word/2010/wordml" xmlns:w15="http://schemas.microsoft.com/office/word/2012/wordml" xmlns:w16cex="http://schemas.microsoft.com/office/word/2018/wordml/cex" xmlns:w16cid="http://schemas.microsoft.com/office/word/2016/wordml/cid" xmlns:w16="http://schemas.microsoft.com/office/word/2018/wordml" xmlns:w16sdtdh="http://schemas.microsoft.com/office/word/2020/wordml/sdtdatahash" xmlns:w16se="http://schemas.microsoft.com/office/word/2015/wordml/symex" mc:Ignorable="w14 w15 w16se w16cid w16 w16cex w16sdtdh">
+<w:styles xmlns:mc="http://schemas.openxmlformats.org/markup-compatibility/2006" xmlns:r="http://schemas.openxmlformats.org/officeDocument/2006/relationships" xmlns:w="http://schemas.openxmlformats.org/wordprocessingml/2006/main" xmlns:w14="http://schemas.microsoft.com/office/word/2010/wordml" xmlns:w15="http://schemas.microsoft.com/office/word/2012/wordml" xmlns:w16cex="http://schemas.microsoft.com/office/word/2018/wordml/cex" xmlns:w16cid="http://schemas.microsoft.com/office/word/2016/wordml/cid" xmlns:w16="http://schemas.microsoft.com/office/word/2018/wordml" xmlns:w16du="http://schemas.microsoft.com/office/word/2023/wordml/word16du" xmlns:w16sdtdh="http://schemas.microsoft.com/office/word/2020/wordml/sdtdatahash" xmlns:w16sdtfl="http://schemas.microsoft.com/office/word/2024/wordml/sdtformatlock" xmlns:w16se="http://schemas.microsoft.com/office/word/2015/wordml/symex" mc:Ignorable="w14 w15 w16se w16cid w16 w16cex w16sdtdh w16sdtfl w16du">
   <w:docDefaults>
     <w:rPrDefault>
       <w:rPr>

--- a/labs/lab02.docx
+++ b/labs/lab02.docx
@@ -209,22 +209,54 @@
         <w:t xml:space="preserve">a </w:t>
       </w:r>
       <w:r>
-        <w:t xml:space="preserve">responses document in PDF and at least one Python script. </w:t>
-      </w:r>
-      <w:r>
-        <w:t xml:space="preserve">The responses document for this lab will be very short, as only one </w:t>
-      </w:r>
-      <w:r>
-        <w:t xml:space="preserve">or two </w:t>
-      </w:r>
-      <w:r>
-        <w:t>short response</w:t>
-      </w:r>
-      <w:r>
-        <w:t>s</w:t>
-      </w:r>
-      <w:r>
-        <w:t xml:space="preserve"> is required. This lab does require you to submit </w:t>
+        <w:t>responses document in PDF</w:t>
+      </w:r>
+      <w:r>
+        <w:t xml:space="preserve"> (</w:t>
+      </w:r>
+      <w:r>
+        <w:rPr>
+          <w:rStyle w:val="code"/>
+        </w:rPr>
+        <w:t>.pdf</w:t>
+      </w:r>
+      <w:r>
+        <w:t>)</w:t>
+      </w:r>
+      <w:r>
+        <w:t xml:space="preserve"> and at least one Python script</w:t>
+      </w:r>
+      <w:r>
+        <w:t xml:space="preserve"> (</w:t>
+      </w:r>
+      <w:r>
+        <w:rPr>
+          <w:rStyle w:val="code"/>
+        </w:rPr>
+        <w:t>.</w:t>
+      </w:r>
+      <w:proofErr w:type="spellStart"/>
+      <w:r>
+        <w:rPr>
+          <w:rStyle w:val="code"/>
+        </w:rPr>
+        <w:t>py</w:t>
+      </w:r>
+      <w:proofErr w:type="spellEnd"/>
+      <w:r>
+        <w:t>)</w:t>
+      </w:r>
+      <w:r>
+        <w:t>.</w:t>
+      </w:r>
+      <w:r>
+        <w:t xml:space="preserve"> This lab does require </w:t>
+      </w:r>
+      <w:r>
+        <w:t>a responses document and either</w:t>
+      </w:r>
+      <w:r>
+        <w:t xml:space="preserve"> </w:t>
       </w:r>
       <w:r>
         <w:t xml:space="preserve">one or </w:t>
@@ -281,7 +313,16 @@
         <w:t>the driver</w:t>
       </w:r>
       <w:r>
-        <w:t xml:space="preserve"> partner should create a lab02 folder in OneDrive and share it with the</w:t>
+        <w:t xml:space="preserve"> partner should create a </w:t>
+      </w:r>
+      <w:r>
+        <w:rPr>
+          <w:rStyle w:val="code"/>
+        </w:rPr>
+        <w:t>lab02</w:t>
+      </w:r>
+      <w:r>
+        <w:t xml:space="preserve"> folder in OneDrive and share it with the</w:t>
       </w:r>
       <w:r>
         <w:t xml:space="preserve"> navigator </w:t>
@@ -314,7 +355,16 @@
         <w:t xml:space="preserve"> Create your</w:t>
       </w:r>
       <w:r>
-        <w:t xml:space="preserve"> lab02.py file</w:t>
+        <w:t xml:space="preserve"> </w:t>
+      </w:r>
+      <w:r>
+        <w:rPr>
+          <w:rStyle w:val="code"/>
+        </w:rPr>
+        <w:t>lab02.py</w:t>
+      </w:r>
+      <w:r>
+        <w:t xml:space="preserve"> file</w:t>
       </w:r>
       <w:r>
         <w:t xml:space="preserve"> and save in OneDrive</w:t>
@@ -672,14 +722,7 @@
           <w:b/>
           <w:bCs/>
         </w:rPr>
-        <w:t>3</w:t>
-      </w:r>
-      <w:r>
-        <w:rPr>
-          <w:b/>
-          <w:bCs/>
-        </w:rPr>
-        <w:t>b</w:t>
+        <w:t>3b</w:t>
       </w:r>
       <w:r>
         <w:rPr>
@@ -729,7 +772,6 @@
           <w:b/>
           <w:bCs/>
         </w:rPr>
-        <w:lastRenderedPageBreak/>
         <w:t xml:space="preserve">Qu </w:t>
       </w:r>
       <w:r>
@@ -902,7 +944,15 @@
         <w:ind w:left="-5" w:right="4"/>
       </w:pPr>
       <w:r>
-        <w:t>Rearrange the above statements, adding indentation where necessary, into a program that prompts the user for a number of items, records the price of each item, then prints the most expensive price that was entered.</w:t>
+        <w:t xml:space="preserve">Rearrange the above statements, adding indentation where necessary, into a program that prompts the user for </w:t>
+      </w:r>
+      <w:proofErr w:type="gramStart"/>
+      <w:r>
+        <w:t>a number of</w:t>
+      </w:r>
+      <w:proofErr w:type="gramEnd"/>
+      <w:r>
+        <w:t xml:space="preserve"> items, records the price of each item, then prints the most expensive price that was entered.</w:t>
       </w:r>
     </w:p>
     <w:p>
@@ -963,7 +1013,15 @@
         <w:t>.</w:t>
       </w:r>
       <w:r>
-        <w:t xml:space="preserve"> Create a new program similar to the one from the previous question. This program must print both the most expensive and the least expensive price that was entered.</w:t>
+        <w:t xml:space="preserve"> Create a new program </w:t>
+      </w:r>
+      <w:proofErr w:type="gramStart"/>
+      <w:r>
+        <w:t>similar to</w:t>
+      </w:r>
+      <w:proofErr w:type="gramEnd"/>
+      <w:r>
+        <w:t xml:space="preserve"> the one from the previous question. This program must print both the most expensive and the least expensive price that was entered.</w:t>
       </w:r>
     </w:p>
     <w:p>
@@ -1049,7 +1107,15 @@
         <w:t>.</w:t>
       </w:r>
       <w:r>
-        <w:t xml:space="preserve"> By altering and experimenting with your program from the previous question, determine on which day the chest will contain more than 1 million gold coins at the start of the day. Give your answer in your reflections document, and explain in one or two sentences how you determined the answer.</w:t>
+        <w:t xml:space="preserve"> By altering and experimenting with your program from the previous question, determine on which day the chest will contain more than 1 million gold coins at the start of the day. Give your answer in your reflections </w:t>
+      </w:r>
+      <w:proofErr w:type="gramStart"/>
+      <w:r>
+        <w:t>document, and</w:t>
+      </w:r>
+      <w:proofErr w:type="gramEnd"/>
+      <w:r>
+        <w:t xml:space="preserve"> explain in one or two sentences how you determined the answer.</w:t>
       </w:r>
     </w:p>
     <w:p>
@@ -1110,7 +1176,15 @@
         <w:t xml:space="preserve"> the requested number of circles in random locations.</w:t>
       </w:r>
       <w:r>
-        <w:t xml:space="preserve"> The randomly-determined centers of the circles can have </w:t>
+        <w:t xml:space="preserve"> The </w:t>
+      </w:r>
+      <w:proofErr w:type="gramStart"/>
+      <w:r>
+        <w:t>randomly-determined</w:t>
+      </w:r>
+      <w:proofErr w:type="gramEnd"/>
+      <w:r>
+        <w:t xml:space="preserve"> centers of the circles can have </w:t>
       </w:r>
       <m:oMath>
         <m:r>
